--- a/resume/roles/data-scientist/Archit_Agrawal_Data_Scientist_Detailed.docx
+++ b/resume/roles/data-scientist/Archit_Agrawal_Data_Scientist_Detailed.docx
@@ -1318,7 +1318,7 @@
           <w:szCs w:val="21"/>
           <w:color w:val="111111"/>
         </w:rPr>
-        <w:t xml:space="preserve">Built a desk-demand prediction model on historical occupancy by floor, day and team, served from Redis to 300+ offices; reported occupancy improved 30%.</w:t>
+        <w:t xml:space="preserve">Built a desk-demand forecasting model on historical occupancy by floor, day and team, served from Redis to 300+ offices; reported occupancy improved 30%.</w:t>
       </w:r>
     </w:p>
     <w:p>
@@ -1486,6 +1486,169 @@
           <w:b/>
           <w:color w:val="111111"/>
         </w:rPr>
+        <w:t xml:space="preserve">Soccer Result Prediction</w:t>
+      </w:r>
+      <w:r>
+        <w:tab/>
+      </w:r>
+      <w:r>
+        <w:rPr>
+          <w:rFonts w:ascii="Lato" w:hAnsi="Lato" w:cs="Lato"/>
+          <w:sz w:val="21"/>
+          <w:szCs w:val="21"/>
+          <w:b/>
+          <w:color w:val="111111"/>
+        </w:rPr>
+        <w:t xml:space="preserve">10/2023 - 12/2023</w:t>
+      </w:r>
+    </w:p>
+    <w:p>
+      <w:pPr>
+        <w:spacing w:before="0" w:after="10" w:line="248" w:lineRule="exact"/>
+        <w:ind w:left="200" w:hanging="200"/>
+      </w:pPr>
+      <w:r>
+        <w:rPr>
+          <w:rFonts w:ascii="Lato" w:hAnsi="Lato" w:cs="Lato"/>
+          <w:sz w:val="21"/>
+          <w:szCs w:val="21"/>
+          <w:color w:val="111111"/>
+        </w:rPr>
+        <w:t xml:space="preserve">•</w:t>
+      </w:r>
+      <w:r>
+        <w:rPr>
+          <w:rFonts w:ascii="Lato" w:hAnsi="Lato" w:cs="Lato"/>
+          <w:sz w:val="21"/>
+          <w:szCs w:val="21"/>
+          <w:color w:val="111111"/>
+        </w:rPr>
+        <w:t xml:space="preserve">  </w:t>
+      </w:r>
+      <w:r>
+        <w:rPr>
+          <w:rFonts w:ascii="Lato" w:hAnsi="Lato" w:cs="Lato"/>
+          <w:sz w:val="21"/>
+          <w:szCs w:val="21"/>
+          <w:color w:val="111111"/>
+        </w:rPr>
+        <w:t xml:space="preserve">Lifted match-outcome accuracy 12% by ensembling LSTM and XGBoost over rolling-window form features, with a time-based split that prevents leakage.</w:t>
+      </w:r>
+    </w:p>
+    <w:p>
+      <w:pPr>
+        <w:spacing w:before="0" w:after="10" w:line="248" w:lineRule="exact"/>
+        <w:ind w:left="200" w:hanging="200"/>
+      </w:pPr>
+      <w:r>
+        <w:rPr>
+          <w:rFonts w:ascii="Lato" w:hAnsi="Lato" w:cs="Lato"/>
+          <w:sz w:val="21"/>
+          <w:szCs w:val="21"/>
+          <w:color w:val="111111"/>
+        </w:rPr>
+        <w:t xml:space="preserve">•</w:t>
+      </w:r>
+      <w:r>
+        <w:rPr>
+          <w:rFonts w:ascii="Lato" w:hAnsi="Lato" w:cs="Lato"/>
+          <w:sz w:val="21"/>
+          <w:szCs w:val="21"/>
+          <w:color w:val="111111"/>
+        </w:rPr>
+        <w:t xml:space="preserve">  </w:t>
+      </w:r>
+      <w:r>
+        <w:rPr>
+          <w:rFonts w:ascii="Lato" w:hAnsi="Lato" w:cs="Lato"/>
+          <w:sz w:val="21"/>
+          <w:szCs w:val="21"/>
+          <w:color w:val="111111"/>
+        </w:rPr>
+        <w:t xml:space="preserve">Scored models on log loss, checked calibration with reliability plots and reported per-class recall for the hard draw class.</w:t>
+      </w:r>
+    </w:p>
+    <w:p>
+      <w:pPr>
+        <w:keepNext/>
+        <w:tabs>
+          <w:tab w:val="right" w:pos="10656"/>
+        </w:tabs>
+        <w:spacing w:before="60" w:after="0" w:line="248" w:lineRule="exact"/>
+      </w:pPr>
+      <w:r>
+        <w:rPr>
+          <w:rFonts w:ascii="Lato" w:hAnsi="Lato" w:cs="Lato"/>
+          <w:sz w:val="21"/>
+          <w:szCs w:val="21"/>
+          <w:b/>
+          <w:color w:val="111111"/>
+        </w:rPr>
+        <w:t xml:space="preserve">Jet Engine Remaining Useful Life</w:t>
+      </w:r>
+      <w:r>
+        <w:tab/>
+      </w:r>
+      <w:r>
+        <w:rPr>
+          <w:rFonts w:ascii="Lato" w:hAnsi="Lato" w:cs="Lato"/>
+          <w:sz w:val="21"/>
+          <w:szCs w:val="21"/>
+          <w:b/>
+          <w:color w:val="111111"/>
+        </w:rPr>
+        <w:t xml:space="preserve">10/2024 - 12/2024</w:t>
+      </w:r>
+    </w:p>
+    <w:p>
+      <w:pPr>
+        <w:spacing w:before="0" w:after="10" w:line="248" w:lineRule="exact"/>
+        <w:ind w:left="200" w:hanging="200"/>
+      </w:pPr>
+      <w:r>
+        <w:rPr>
+          <w:rFonts w:ascii="Lato" w:hAnsi="Lato" w:cs="Lato"/>
+          <w:sz w:val="21"/>
+          <w:szCs w:val="21"/>
+          <w:color w:val="111111"/>
+        </w:rPr>
+        <w:t xml:space="preserve">•</w:t>
+      </w:r>
+      <w:r>
+        <w:rPr>
+          <w:rFonts w:ascii="Lato" w:hAnsi="Lato" w:cs="Lato"/>
+          <w:sz w:val="21"/>
+          <w:szCs w:val="21"/>
+          <w:color w:val="111111"/>
+        </w:rPr>
+        <w:t xml:space="preserve">  </w:t>
+      </w:r>
+      <w:r>
+        <w:rPr>
+          <w:rFonts w:ascii="Lato" w:hAnsi="Lato" w:cs="Lato"/>
+          <w:sz w:val="21"/>
+          <w:szCs w:val="21"/>
+          <w:color w:val="111111"/>
+        </w:rPr>
+        <w:t xml:space="preserve">Predicted jet-engine remaining useful life from NASA CMAPSS sensor time series, engineering features and comparing machine learning, deep learning and generative regressors.</w:t>
+      </w:r>
+    </w:p>
+    <w:p>
+      <w:pPr>
+        <w:keepNext/>
+        <w:tabs>
+          <w:tab w:val="right" w:pos="10656"/>
+        </w:tabs>
+        <w:spacing w:before="60" w:after="0" w:line="248" w:lineRule="exact"/>
+      </w:pPr>
+      <w:r>
+        <w:rPr>
+          <w:rFonts w:ascii="Lato" w:hAnsi="Lato" w:cs="Lato"/>
+          <w:sz w:val="21"/>
+          <w:szCs w:val="21"/>
+          <w:b/>
+          <w:color w:val="111111"/>
+        </w:rPr>
         <w:t xml:space="preserve">AiJockey – AI DJ Pipeline</w:t>
       </w:r>
       <w:r>
@@ -1598,7 +1761,7 @@
           <w:szCs w:val="21"/>
           <w:color w:val="111111"/>
         </w:rPr>
-        <w:t xml:space="preserve">Implemented DPO, KTO and IPO preference-training variants; reduced DPO training loss from 0.68 to 0.47 on labeled pairs.</w:t>
+        <w:t xml:space="preserve">Fine-tuned with DPO, KTO and IPO preference training; reduced DPO training loss from 0.68 to 0.47 on labeled pairs.</w:t>
       </w:r>
     </w:p>
     <w:p>
@@ -1632,16 +1795,16 @@
           <w:b/>
           <w:color w:val="111111"/>
         </w:rPr>
-        <w:t xml:space="preserve">Languages &amp; Tools: </w:t>
-      </w:r>
-      <w:r>
-        <w:rPr>
-          <w:rFonts w:ascii="Lato" w:hAnsi="Lato" w:cs="Lato"/>
-          <w:sz w:val="21"/>
-          <w:szCs w:val="21"/>
-          <w:color w:val="111111"/>
-        </w:rPr>
-        <w:t xml:space="preserve">Python, SQL, pandas, NumPy, SciPy, statsmodels, DuckDB, PyTorch, Diffusers</w:t>
+        <w:t xml:space="preserve">Languages &amp; Libraries: </w:t>
+      </w:r>
+      <w:r>
+        <w:rPr>
+          <w:rFonts w:ascii="Lato" w:hAnsi="Lato" w:cs="Lato"/>
+          <w:sz w:val="21"/>
+          <w:szCs w:val="21"/>
+          <w:color w:val="111111"/>
+        </w:rPr>
+        <w:t xml:space="preserve">Python, SQL, pandas, NumPy, scikit-learn, XGBoost, SciPy, statsmodels, PyTorch, TensorFlow, Diffusers</w:t>
       </w:r>
     </w:p>
     <w:p>
@@ -1665,7 +1828,7 @@
           <w:szCs w:val="21"/>
           <w:color w:val="111111"/>
         </w:rPr>
-        <w:t xml:space="preserve">Hypothesis testing, causal inference, experiment design, survey weighting, sampling, margin of error, conformal prediction</w:t>
+        <w:t xml:space="preserve">Hypothesis testing, A/B testing, experiment design, causal inference, regression, survey weighting, sampling, margin of error, conformal prediction</w:t>
       </w:r>
     </w:p>
     <w:p>
@@ -1689,7 +1852,7 @@
           <w:szCs w:val="21"/>
           <w:color w:val="111111"/>
         </w:rPr>
-        <w:t xml:space="preserve">Text classification, embeddings, recommendation, ranking, entity resolution, preference training (DPO), LLMs</w:t>
+        <w:t xml:space="preserve">Classification, NLP, text classification, embeddings, clustering, recommendation, ranking, time series, forecasting, deep learning (LSTM, CNN), fine-tuning (DPO)</w:t>
       </w:r>
     </w:p>
     <w:p>
@@ -1713,7 +1876,7 @@
           <w:szCs w:val="21"/>
           <w:color w:val="111111"/>
         </w:rPr>
-        <w:t xml:space="preserve">Benchmark design, F1, precision@k, recall, inter-rater agreement, calibration, LLM-as-judge</w:t>
+        <w:t xml:space="preserve">Model evaluation, benchmark design, log loss, F1, precision@k, recall, calibration, inter-rater agreement, LLM-as-judge</w:t>
       </w:r>
     </w:p>
     <w:p>
@@ -1737,7 +1900,7 @@
           <w:szCs w:val="21"/>
           <w:color w:val="111111"/>
         </w:rPr>
-        <w:t xml:space="preserve">PostgreSQL, pgvector, FAISS, Neo4j, AWS Bedrock, Vega-Lite</w:t>
+        <w:t xml:space="preserve">DuckDB, PostgreSQL, pgvector, FAISS, Neo4j, AWS Bedrock, Plotly, D3, Vega-Lite</w:t>
       </w:r>
     </w:p>
     <w:p>
